--- a/Skriftlig_rapport.docx
+++ b/Skriftlig_rapport.docx
@@ -23,17 +23,8 @@
           <w:rFonts w:ascii="Times New Roman" w:hAnsi="Times New Roman" w:cs="Times New Roman"/>
           <w:lang w:val="sv-SE"/>
         </w:rPr>
-        <w:t xml:space="preserve">Interaktiv datavisualisering med </w:t>
+        <w:t>Interaktiv datavisualisering med Plotly</w:t>
       </w:r>
-      <w:proofErr w:type="spellStart"/>
-      <w:r>
-        <w:rPr>
-          <w:rFonts w:ascii="Times New Roman" w:hAnsi="Times New Roman" w:cs="Times New Roman"/>
-          <w:lang w:val="sv-SE"/>
-        </w:rPr>
-        <w:t>Plotly</w:t>
-      </w:r>
-      <w:proofErr w:type="spellEnd"/>
     </w:p>
     <w:p>
       <w:pPr>
@@ -50,25 +41,7 @@
           <w:color w:val="3C3C3C"/>
           <w:lang w:val="sv-SE"/>
         </w:rPr>
-        <w:t xml:space="preserve">Individuell fördjupningsuppgift i </w:t>
-      </w:r>
-      <w:proofErr w:type="spellStart"/>
-      <w:r>
-        <w:rPr>
-          <w:rFonts w:ascii="Times New Roman" w:hAnsi="Times New Roman" w:cs="Times New Roman"/>
-          <w:color w:val="3C3C3C"/>
-          <w:lang w:val="sv-SE"/>
-        </w:rPr>
-        <w:t>Python</w:t>
-      </w:r>
-      <w:proofErr w:type="spellEnd"/>
-      <w:r>
-        <w:rPr>
-          <w:rFonts w:ascii="Times New Roman" w:hAnsi="Times New Roman" w:cs="Times New Roman"/>
-          <w:color w:val="3C3C3C"/>
-          <w:lang w:val="sv-SE"/>
-        </w:rPr>
-        <w:t xml:space="preserve"> för Data Science</w:t>
+        <w:t>Individuell fördjupningsuppgift i Python för Data Science</w:t>
       </w:r>
     </w:p>
     <w:tbl>
@@ -106,7 +79,6 @@
                 <w:rFonts w:ascii="Times New Roman" w:hAnsi="Times New Roman" w:cs="Times New Roman"/>
               </w:rPr>
             </w:pPr>
-            <w:proofErr w:type="spellStart"/>
             <w:r>
               <w:rPr>
                 <w:rFonts w:ascii="Times New Roman" w:hAnsi="Times New Roman" w:cs="Times New Roman"/>
@@ -114,7 +86,6 @@
               </w:rPr>
               <w:t>Namn</w:t>
             </w:r>
-            <w:proofErr w:type="spellEnd"/>
           </w:p>
         </w:tc>
         <w:tc>
@@ -363,47 +334,7 @@
           <w:sz w:val="24"/>
           <w:lang w:val="sv-SE"/>
         </w:rPr>
-        <w:t xml:space="preserve">Rapporten beskriver hur </w:t>
-      </w:r>
-      <w:proofErr w:type="spellStart"/>
-      <w:r>
-        <w:rPr>
-          <w:rFonts w:ascii="Times New Roman" w:hAnsi="Times New Roman" w:cs="Times New Roman"/>
-          <w:color w:val="2D2D2D"/>
-          <w:sz w:val="24"/>
-          <w:lang w:val="sv-SE"/>
-        </w:rPr>
-        <w:t>Plotly</w:t>
-      </w:r>
-      <w:proofErr w:type="spellEnd"/>
-      <w:r>
-        <w:rPr>
-          <w:rFonts w:ascii="Times New Roman" w:hAnsi="Times New Roman" w:cs="Times New Roman"/>
-          <w:color w:val="2D2D2D"/>
-          <w:sz w:val="24"/>
-          <w:lang w:val="sv-SE"/>
-        </w:rPr>
-        <w:t xml:space="preserve"> kan användas för att skapa diagram som användaren kan utforska genom </w:t>
-      </w:r>
-      <w:proofErr w:type="spellStart"/>
-      <w:r>
-        <w:rPr>
-          <w:rFonts w:ascii="Times New Roman" w:hAnsi="Times New Roman" w:cs="Times New Roman"/>
-          <w:color w:val="2D2D2D"/>
-          <w:sz w:val="24"/>
-          <w:lang w:val="sv-SE"/>
-        </w:rPr>
-        <w:t>hover</w:t>
-      </w:r>
-      <w:proofErr w:type="spellEnd"/>
-      <w:r>
-        <w:rPr>
-          <w:rFonts w:ascii="Times New Roman" w:hAnsi="Times New Roman" w:cs="Times New Roman"/>
-          <w:color w:val="2D2D2D"/>
-          <w:sz w:val="24"/>
-          <w:lang w:val="sv-SE"/>
-        </w:rPr>
-        <w:t>-information, zoomning, filtrering och animation.</w:t>
+        <w:t>Rapporten beskriver hur Plotly kan användas för att skapa diagram som användaren kan utforska genom hover-information, zoomning, filtrering och animation.</w:t>
       </w:r>
     </w:p>
     <w:p>
@@ -461,67 +392,7 @@
           <w:szCs w:val="24"/>
           <w:lang w:val="sv-SE"/>
         </w:rPr>
-        <w:t xml:space="preserve">Syftet med arbetet var att lära mig hur </w:t>
-      </w:r>
-      <w:proofErr w:type="spellStart"/>
-      <w:r>
-        <w:rPr>
-          <w:rFonts w:ascii="Times New Roman" w:hAnsi="Times New Roman" w:cs="Times New Roman"/>
-          <w:sz w:val="24"/>
-          <w:szCs w:val="24"/>
-          <w:lang w:val="sv-SE"/>
-        </w:rPr>
-        <w:t>Plotly</w:t>
-      </w:r>
-      <w:proofErr w:type="spellEnd"/>
-      <w:r>
-        <w:rPr>
-          <w:rFonts w:ascii="Times New Roman" w:hAnsi="Times New Roman" w:cs="Times New Roman"/>
-          <w:sz w:val="24"/>
-          <w:szCs w:val="24"/>
-          <w:lang w:val="sv-SE"/>
-        </w:rPr>
-        <w:t xml:space="preserve"> används för att skapa interaktiva visualiseringar i </w:t>
-      </w:r>
-      <w:proofErr w:type="spellStart"/>
-      <w:r>
-        <w:rPr>
-          <w:rFonts w:ascii="Times New Roman" w:hAnsi="Times New Roman" w:cs="Times New Roman"/>
-          <w:sz w:val="24"/>
-          <w:szCs w:val="24"/>
-          <w:lang w:val="sv-SE"/>
-        </w:rPr>
-        <w:t>Python</w:t>
-      </w:r>
-      <w:proofErr w:type="spellEnd"/>
-      <w:r>
-        <w:rPr>
-          <w:rFonts w:ascii="Times New Roman" w:hAnsi="Times New Roman" w:cs="Times New Roman"/>
-          <w:sz w:val="24"/>
-          <w:szCs w:val="24"/>
-          <w:lang w:val="sv-SE"/>
-        </w:rPr>
-        <w:t xml:space="preserve">. Jag ville särskilt undersöka vad interaktivitet tillför jämfört med ett statiskt diagram. Arbetet avgränsades till </w:t>
-      </w:r>
-      <w:proofErr w:type="spellStart"/>
-      <w:r>
-        <w:rPr>
-          <w:rFonts w:ascii="Times New Roman" w:hAnsi="Times New Roman" w:cs="Times New Roman"/>
-          <w:sz w:val="24"/>
-          <w:szCs w:val="24"/>
-          <w:lang w:val="sv-SE"/>
-        </w:rPr>
-        <w:t>hover</w:t>
-      </w:r>
-      <w:proofErr w:type="spellEnd"/>
-      <w:r>
-        <w:rPr>
-          <w:rFonts w:ascii="Times New Roman" w:hAnsi="Times New Roman" w:cs="Times New Roman"/>
-          <w:sz w:val="24"/>
-          <w:szCs w:val="24"/>
-          <w:lang w:val="sv-SE"/>
-        </w:rPr>
-        <w:t>-information, zoomning, val i legend, filtrering och animation över tid.</w:t>
+        <w:t>Syftet med arbetet var att lära mig hur Plotly används för att skapa interaktiva visualiseringar i Python. Jag ville särskilt undersöka vad interaktivitet tillför jämfört med ett statiskt diagram. Arbetet avgränsades till hover-information, zoomning, val i legend, filtrering och animation över tid.</w:t>
       </w:r>
     </w:p>
     <w:p>
@@ -542,27 +413,7 @@
           <w:szCs w:val="24"/>
           <w:lang w:val="sv-SE"/>
         </w:rPr>
-        <w:t xml:space="preserve">Den praktiska delen består av en </w:t>
-      </w:r>
-      <w:proofErr w:type="spellStart"/>
-      <w:r>
-        <w:rPr>
-          <w:rFonts w:ascii="Times New Roman" w:hAnsi="Times New Roman" w:cs="Times New Roman"/>
-          <w:sz w:val="24"/>
-          <w:szCs w:val="24"/>
-          <w:lang w:val="sv-SE"/>
-        </w:rPr>
-        <w:t>Jupyter</w:t>
-      </w:r>
-      <w:proofErr w:type="spellEnd"/>
-      <w:r>
-        <w:rPr>
-          <w:rFonts w:ascii="Times New Roman" w:hAnsi="Times New Roman" w:cs="Times New Roman"/>
-          <w:sz w:val="24"/>
-          <w:szCs w:val="24"/>
-          <w:lang w:val="sv-SE"/>
-        </w:rPr>
-        <w:t xml:space="preserve"> Notebook där samma datamängd används i flera diagram. Pandas används endast för enkel filtrering och gruppering. Avancerad statistik och maskininlärning ingår inte.</w:t>
+        <w:t>Den praktiska delen består av en Jupyter Notebook där samma datamängd används i flera diagram. Pandas används endast för enkel filtrering och gruppering. Avancerad statistik och maskininlärning ingår inte.</w:t>
       </w:r>
     </w:p>
     <w:p>
@@ -616,67 +467,7 @@
           <w:szCs w:val="24"/>
           <w:lang w:val="sv-SE"/>
         </w:rPr>
-        <w:t xml:space="preserve">Datavisualisering används för att göra mönster och jämförelser begripliga. Ett statiskt diagram visar en bestämd bild, medan ett interaktivt diagram låter användaren undersöka de delar som är relevanta. </w:t>
-      </w:r>
-      <w:proofErr w:type="spellStart"/>
-      <w:r>
-        <w:rPr>
-          <w:rFonts w:ascii="Times New Roman" w:hAnsi="Times New Roman" w:cs="Times New Roman"/>
-          <w:sz w:val="24"/>
-          <w:szCs w:val="24"/>
-          <w:lang w:val="sv-SE"/>
-        </w:rPr>
-        <w:t>Plotly</w:t>
-      </w:r>
-      <w:proofErr w:type="spellEnd"/>
-      <w:r>
-        <w:rPr>
-          <w:rFonts w:ascii="Times New Roman" w:hAnsi="Times New Roman" w:cs="Times New Roman"/>
-          <w:sz w:val="24"/>
-          <w:szCs w:val="24"/>
-          <w:lang w:val="sv-SE"/>
-        </w:rPr>
-        <w:t xml:space="preserve"> är ett </w:t>
-      </w:r>
-      <w:proofErr w:type="spellStart"/>
-      <w:r>
-        <w:rPr>
-          <w:rFonts w:ascii="Times New Roman" w:hAnsi="Times New Roman" w:cs="Times New Roman"/>
-          <w:sz w:val="24"/>
-          <w:szCs w:val="24"/>
-          <w:lang w:val="sv-SE"/>
-        </w:rPr>
-        <w:t>Pythonbibliotek</w:t>
-      </w:r>
-      <w:proofErr w:type="spellEnd"/>
-      <w:r>
-        <w:rPr>
-          <w:rFonts w:ascii="Times New Roman" w:hAnsi="Times New Roman" w:cs="Times New Roman"/>
-          <w:sz w:val="24"/>
-          <w:szCs w:val="24"/>
-          <w:lang w:val="sv-SE"/>
-        </w:rPr>
-        <w:t xml:space="preserve"> som skapar webbaserade diagram med inbyggda funktioner för bland annat </w:t>
-      </w:r>
-      <w:proofErr w:type="spellStart"/>
-      <w:r>
-        <w:rPr>
-          <w:rFonts w:ascii="Times New Roman" w:hAnsi="Times New Roman" w:cs="Times New Roman"/>
-          <w:sz w:val="24"/>
-          <w:szCs w:val="24"/>
-          <w:lang w:val="sv-SE"/>
-        </w:rPr>
-        <w:t>hover</w:t>
-      </w:r>
-      <w:proofErr w:type="spellEnd"/>
-      <w:r>
-        <w:rPr>
-          <w:rFonts w:ascii="Times New Roman" w:hAnsi="Times New Roman" w:cs="Times New Roman"/>
-          <w:sz w:val="24"/>
-          <w:szCs w:val="24"/>
-          <w:lang w:val="sv-SE"/>
-        </w:rPr>
-        <w:t>, zoom, panorering och val via legend [1].</w:t>
+        <w:t>Datavisualisering används för att göra mönster och jämförelser begripliga. Ett statiskt diagram visar en bestämd bild, medan ett interaktivt diagram låter användaren undersöka de delar som är relevanta. Plotly är ett Pythonbibliotek som skapar webbaserade diagram med inbyggda funktioner för bland annat hover, zoom, panorering och val via legend [1].</w:t>
       </w:r>
     </w:p>
     <w:p>
@@ -751,29 +542,8 @@
           <w:szCs w:val="24"/>
           <w:lang w:val="sv-SE"/>
         </w:rPr>
-        <w:t xml:space="preserve">En </w:t>
+        <w:t xml:space="preserve">En DataFrame är en tabellstruktur i Pandas med rader och kolumner. I arbetet används filtrering för att välja vissa länder eller ett visst år. Metoden </w:t>
       </w:r>
-      <w:proofErr w:type="spellStart"/>
-      <w:r>
-        <w:rPr>
-          <w:rFonts w:ascii="Times New Roman" w:hAnsi="Times New Roman" w:cs="Times New Roman"/>
-          <w:sz w:val="24"/>
-          <w:szCs w:val="24"/>
-          <w:lang w:val="sv-SE"/>
-        </w:rPr>
-        <w:t>DataFrame</w:t>
-      </w:r>
-      <w:proofErr w:type="spellEnd"/>
-      <w:r>
-        <w:rPr>
-          <w:rFonts w:ascii="Times New Roman" w:hAnsi="Times New Roman" w:cs="Times New Roman"/>
-          <w:sz w:val="24"/>
-          <w:szCs w:val="24"/>
-          <w:lang w:val="sv-SE"/>
-        </w:rPr>
-        <w:t xml:space="preserve"> är en tabellstruktur i Pandas med rader och kolumner. I arbetet används filtrering för att välja vissa länder eller ett visst år. Metoden </w:t>
-      </w:r>
-      <w:proofErr w:type="spellStart"/>
       <w:proofErr w:type="gramStart"/>
       <w:r>
         <w:rPr>
@@ -782,17 +552,7 @@
           <w:szCs w:val="24"/>
           <w:lang w:val="sv-SE"/>
         </w:rPr>
-        <w:t>groupby</w:t>
-      </w:r>
-      <w:proofErr w:type="spellEnd"/>
-      <w:r>
-        <w:rPr>
-          <w:rFonts w:ascii="Times New Roman" w:hAnsi="Times New Roman" w:cs="Times New Roman"/>
-          <w:sz w:val="24"/>
-          <w:szCs w:val="24"/>
-          <w:lang w:val="sv-SE"/>
-        </w:rPr>
-        <w:t>(</w:t>
+        <w:t>groupby(</w:t>
       </w:r>
       <w:proofErr w:type="gramEnd"/>
       <w:r>
@@ -804,7 +564,6 @@
         </w:rPr>
         <w:t xml:space="preserve">) delar in raderna efter kontinent, och </w:t>
       </w:r>
-      <w:proofErr w:type="spellStart"/>
       <w:proofErr w:type="gramStart"/>
       <w:r>
         <w:rPr>
@@ -813,17 +572,7 @@
           <w:szCs w:val="24"/>
           <w:lang w:val="sv-SE"/>
         </w:rPr>
-        <w:t>mean</w:t>
-      </w:r>
-      <w:proofErr w:type="spellEnd"/>
-      <w:r>
-        <w:rPr>
-          <w:rFonts w:ascii="Times New Roman" w:hAnsi="Times New Roman" w:cs="Times New Roman"/>
-          <w:sz w:val="24"/>
-          <w:szCs w:val="24"/>
-          <w:lang w:val="sv-SE"/>
-        </w:rPr>
-        <w:t>(</w:t>
+        <w:t>mean(</w:t>
       </w:r>
       <w:proofErr w:type="gramEnd"/>
       <w:r>
@@ -854,107 +603,7 @@
           <w:szCs w:val="24"/>
           <w:lang w:val="sv-SE"/>
         </w:rPr>
-        <w:t xml:space="preserve">I </w:t>
-      </w:r>
-      <w:proofErr w:type="spellStart"/>
-      <w:r>
-        <w:rPr>
-          <w:rFonts w:ascii="Times New Roman" w:hAnsi="Times New Roman" w:cs="Times New Roman"/>
-          <w:sz w:val="24"/>
-          <w:szCs w:val="24"/>
-          <w:lang w:val="sv-SE"/>
-        </w:rPr>
-        <w:t>Plotly</w:t>
-      </w:r>
-      <w:proofErr w:type="spellEnd"/>
-      <w:r>
-        <w:rPr>
-          <w:rFonts w:ascii="Times New Roman" w:hAnsi="Times New Roman" w:cs="Times New Roman"/>
-          <w:sz w:val="24"/>
-          <w:szCs w:val="24"/>
-          <w:lang w:val="sv-SE"/>
-        </w:rPr>
-        <w:t xml:space="preserve"> anger x och y vilka variabler som placeras på diagrammets axlar. Parametern color delar upp data i färgkodade grupper. I bubbeldiagrammet kopplar </w:t>
-      </w:r>
-      <w:proofErr w:type="spellStart"/>
-      <w:r>
-        <w:rPr>
-          <w:rFonts w:ascii="Times New Roman" w:hAnsi="Times New Roman" w:cs="Times New Roman"/>
-          <w:sz w:val="24"/>
-          <w:szCs w:val="24"/>
-          <w:lang w:val="sv-SE"/>
-        </w:rPr>
-        <w:t>size</w:t>
-      </w:r>
-      <w:proofErr w:type="spellEnd"/>
-      <w:r>
-        <w:rPr>
-          <w:rFonts w:ascii="Times New Roman" w:hAnsi="Times New Roman" w:cs="Times New Roman"/>
-          <w:sz w:val="24"/>
-          <w:szCs w:val="24"/>
-          <w:lang w:val="sv-SE"/>
-        </w:rPr>
-        <w:t xml:space="preserve"> befolkningen till bubblans storlek. </w:t>
-      </w:r>
-      <w:proofErr w:type="spellStart"/>
-      <w:r>
-        <w:rPr>
-          <w:rFonts w:ascii="Times New Roman" w:hAnsi="Times New Roman" w:cs="Times New Roman"/>
-          <w:sz w:val="24"/>
-          <w:szCs w:val="24"/>
-          <w:lang w:val="sv-SE"/>
-        </w:rPr>
-        <w:t>hover_name</w:t>
-      </w:r>
-      <w:proofErr w:type="spellEnd"/>
-      <w:r>
-        <w:rPr>
-          <w:rFonts w:ascii="Times New Roman" w:hAnsi="Times New Roman" w:cs="Times New Roman"/>
-          <w:sz w:val="24"/>
-          <w:szCs w:val="24"/>
-          <w:lang w:val="sv-SE"/>
-        </w:rPr>
-        <w:t xml:space="preserve"> och </w:t>
-      </w:r>
-      <w:proofErr w:type="spellStart"/>
-      <w:r>
-        <w:rPr>
-          <w:rFonts w:ascii="Times New Roman" w:hAnsi="Times New Roman" w:cs="Times New Roman"/>
-          <w:sz w:val="24"/>
-          <w:szCs w:val="24"/>
-          <w:lang w:val="sv-SE"/>
-        </w:rPr>
-        <w:t>hover_data</w:t>
-      </w:r>
-      <w:proofErr w:type="spellEnd"/>
-      <w:r>
-        <w:rPr>
-          <w:rFonts w:ascii="Times New Roman" w:hAnsi="Times New Roman" w:cs="Times New Roman"/>
-          <w:sz w:val="24"/>
-          <w:szCs w:val="24"/>
-          <w:lang w:val="sv-SE"/>
-        </w:rPr>
-        <w:t xml:space="preserve"> bestämmer vilken information som visas när muspekaren hålls över en datapunkt. </w:t>
-      </w:r>
-      <w:proofErr w:type="spellStart"/>
-      <w:r>
-        <w:rPr>
-          <w:rFonts w:ascii="Times New Roman" w:hAnsi="Times New Roman" w:cs="Times New Roman"/>
-          <w:sz w:val="24"/>
-          <w:szCs w:val="24"/>
-          <w:lang w:val="sv-SE"/>
-        </w:rPr>
-        <w:t>animation_frame</w:t>
-      </w:r>
-      <w:proofErr w:type="spellEnd"/>
-      <w:r>
-        <w:rPr>
-          <w:rFonts w:ascii="Times New Roman" w:hAnsi="Times New Roman" w:cs="Times New Roman"/>
-          <w:sz w:val="24"/>
-          <w:szCs w:val="24"/>
-          <w:lang w:val="sv-SE"/>
-        </w:rPr>
-        <w:t xml:space="preserve"> skapar ett steg för varje år i datamängden [2].</w:t>
+        <w:t>I Plotly anger x och y vilka variabler som placeras på diagrammets axlar. Parametern color delar upp data i färgkodade grupper. I bubbeldiagrammet kopplar size befolkningen till bubblans storlek. hover_name och hover_data bestämmer vilken information som visas när muspekaren hålls över en datapunkt. animation_frame skapar ett steg för varje år i datamängden [2].</w:t>
       </w:r>
     </w:p>
     <w:p>
@@ -1017,67 +666,7 @@
           <w:szCs w:val="24"/>
           <w:lang w:val="sv-SE"/>
         </w:rPr>
-        <w:t xml:space="preserve">Projektet byggdes som en </w:t>
-      </w:r>
-      <w:proofErr w:type="spellStart"/>
-      <w:r>
-        <w:rPr>
-          <w:rFonts w:ascii="Times New Roman" w:hAnsi="Times New Roman" w:cs="Times New Roman"/>
-          <w:sz w:val="24"/>
-          <w:szCs w:val="24"/>
-          <w:lang w:val="sv-SE"/>
-        </w:rPr>
-        <w:t>Jupyter</w:t>
-      </w:r>
-      <w:proofErr w:type="spellEnd"/>
-      <w:r>
-        <w:rPr>
-          <w:rFonts w:ascii="Times New Roman" w:hAnsi="Times New Roman" w:cs="Times New Roman"/>
-          <w:sz w:val="24"/>
-          <w:szCs w:val="24"/>
-          <w:lang w:val="sv-SE"/>
-        </w:rPr>
-        <w:t xml:space="preserve"> Notebook eftersom formatet gör det möjligt att kombinera förklarande text, kod och resultat i samma fil. </w:t>
-      </w:r>
-      <w:proofErr w:type="spellStart"/>
-      <w:r>
-        <w:rPr>
-          <w:rFonts w:ascii="Times New Roman" w:hAnsi="Times New Roman" w:cs="Times New Roman"/>
-          <w:sz w:val="24"/>
-          <w:szCs w:val="24"/>
-          <w:lang w:val="sv-SE"/>
-        </w:rPr>
-        <w:t>Notebooken</w:t>
-      </w:r>
-      <w:proofErr w:type="spellEnd"/>
-      <w:r>
-        <w:rPr>
-          <w:rFonts w:ascii="Times New Roman" w:hAnsi="Times New Roman" w:cs="Times New Roman"/>
-          <w:sz w:val="24"/>
-          <w:szCs w:val="24"/>
-          <w:lang w:val="sv-SE"/>
-        </w:rPr>
-        <w:t xml:space="preserve"> körs uppifrån och ned. Först installeras och importeras biblioteken. Därefter laddas data, bearbetas med Pandas och skickas till </w:t>
-      </w:r>
-      <w:proofErr w:type="spellStart"/>
-      <w:r>
-        <w:rPr>
-          <w:rFonts w:ascii="Times New Roman" w:hAnsi="Times New Roman" w:cs="Times New Roman"/>
-          <w:sz w:val="24"/>
-          <w:szCs w:val="24"/>
-          <w:lang w:val="sv-SE"/>
-        </w:rPr>
-        <w:t>Plotly</w:t>
-      </w:r>
-      <w:proofErr w:type="spellEnd"/>
-      <w:r>
-        <w:rPr>
-          <w:rFonts w:ascii="Times New Roman" w:hAnsi="Times New Roman" w:cs="Times New Roman"/>
-          <w:sz w:val="24"/>
-          <w:szCs w:val="24"/>
-          <w:lang w:val="sv-SE"/>
-        </w:rPr>
-        <w:t xml:space="preserve"> Express.</w:t>
+        <w:t>Projektet byggdes som en Jupyter Notebook eftersom formatet gör det möjligt att kombinera förklarande text, kod och resultat i samma fil. Notebooken körs uppifrån och ned. Först installeras och importeras biblioteken. Därefter laddas data, bearbetas med Pandas och skickas till Plotly Express.</w:t>
       </w:r>
     </w:p>
     <w:p>
@@ -1131,98 +720,7 @@
           <w:szCs w:val="24"/>
           <w:lang w:val="sv-SE"/>
         </w:rPr>
-        <w:t xml:space="preserve">Jag använde </w:t>
-      </w:r>
-      <w:proofErr w:type="spellStart"/>
-      <w:r>
-        <w:rPr>
-          <w:rFonts w:ascii="Times New Roman" w:hAnsi="Times New Roman" w:cs="Times New Roman"/>
-          <w:sz w:val="24"/>
-          <w:szCs w:val="24"/>
-          <w:lang w:val="sv-SE"/>
-        </w:rPr>
-        <w:t>Plotlys</w:t>
-      </w:r>
-      <w:proofErr w:type="spellEnd"/>
-      <w:r>
-        <w:rPr>
-          <w:rFonts w:ascii="Times New Roman" w:hAnsi="Times New Roman" w:cs="Times New Roman"/>
-          <w:sz w:val="24"/>
-          <w:szCs w:val="24"/>
-          <w:lang w:val="sv-SE"/>
-        </w:rPr>
-        <w:t xml:space="preserve"> inbyggda Gapminder-data genom </w:t>
-      </w:r>
-      <w:proofErr w:type="spellStart"/>
-      <w:r>
-        <w:rPr>
-          <w:rFonts w:ascii="Times New Roman" w:hAnsi="Times New Roman" w:cs="Times New Roman"/>
-          <w:sz w:val="24"/>
-          <w:szCs w:val="24"/>
-          <w:lang w:val="sv-SE"/>
-        </w:rPr>
-        <w:t>px.</w:t>
-      </w:r>
-      <w:proofErr w:type="gramStart"/>
-      <w:r>
-        <w:rPr>
-          <w:rFonts w:ascii="Times New Roman" w:hAnsi="Times New Roman" w:cs="Times New Roman"/>
-          <w:sz w:val="24"/>
-          <w:szCs w:val="24"/>
-          <w:lang w:val="sv-SE"/>
-        </w:rPr>
-        <w:t>data.gapminder</w:t>
-      </w:r>
-      <w:proofErr w:type="spellEnd"/>
-      <w:proofErr w:type="gramEnd"/>
-      <w:r>
-        <w:rPr>
-          <w:rFonts w:ascii="Times New Roman" w:hAnsi="Times New Roman" w:cs="Times New Roman"/>
-          <w:sz w:val="24"/>
-          <w:szCs w:val="24"/>
-          <w:lang w:val="sv-SE"/>
-        </w:rPr>
-        <w:t xml:space="preserve">(). Varje rad representerar ett land under ett visst år. Datasetet innehåller 1 704 rader och tolv årtal från 1952 till 2007. De viktigaste kolumnerna är land, kontinent, år, befolkning, förväntad livslängd och BNP per capita [3]. Eftersom </w:t>
-      </w:r>
-      <w:proofErr w:type="spellStart"/>
-      <w:r>
-        <w:rPr>
-          <w:rFonts w:ascii="Times New Roman" w:hAnsi="Times New Roman" w:cs="Times New Roman"/>
-          <w:sz w:val="24"/>
-          <w:szCs w:val="24"/>
-          <w:lang w:val="sv-SE"/>
-        </w:rPr>
-        <w:t>datan</w:t>
-      </w:r>
-      <w:proofErr w:type="spellEnd"/>
-      <w:r>
-        <w:rPr>
-          <w:rFonts w:ascii="Times New Roman" w:hAnsi="Times New Roman" w:cs="Times New Roman"/>
-          <w:sz w:val="24"/>
-          <w:szCs w:val="24"/>
-          <w:lang w:val="sv-SE"/>
-        </w:rPr>
-        <w:t xml:space="preserve"> ingår i </w:t>
-      </w:r>
-      <w:proofErr w:type="spellStart"/>
-      <w:r>
-        <w:rPr>
-          <w:rFonts w:ascii="Times New Roman" w:hAnsi="Times New Roman" w:cs="Times New Roman"/>
-          <w:sz w:val="24"/>
-          <w:szCs w:val="24"/>
-          <w:lang w:val="sv-SE"/>
-        </w:rPr>
-        <w:t>Plotly</w:t>
-      </w:r>
-      <w:proofErr w:type="spellEnd"/>
-      <w:r>
-        <w:rPr>
-          <w:rFonts w:ascii="Times New Roman" w:hAnsi="Times New Roman" w:cs="Times New Roman"/>
-          <w:sz w:val="24"/>
-          <w:szCs w:val="24"/>
-          <w:lang w:val="sv-SE"/>
-        </w:rPr>
-        <w:t xml:space="preserve"> behövs ingen extern fil, API-nyckel eller internetanslutning vid demonstrationen.</w:t>
+        <w:t>Jag använde Plotlys inbyggda Gapminder-data genom px.data.gapminder(). Varje rad representerar ett land under ett visst år. Datasetet innehåller 1 704 rader och tolv årtal från 1952 till 2007. De viktigaste kolumnerna är land, kontinent, år, befolkning, förväntad livslängd och BNP per capita [3]. Eftersom datan ingår i Plotly behövs ingen extern fil, API-nyckel eller internetanslutning vid demonstrationen.</w:t>
       </w:r>
     </w:p>
     <w:p>
@@ -1242,38 +740,8 @@
           <w:sz w:val="24"/>
           <w:szCs w:val="24"/>
         </w:rPr>
-        <w:t xml:space="preserve">import </w:t>
+        <w:t>import plotly.express as px</w:t>
       </w:r>
-      <w:proofErr w:type="spellStart"/>
-      <w:proofErr w:type="gramStart"/>
-      <w:r>
-        <w:rPr>
-          <w:rFonts w:ascii="Times New Roman" w:hAnsi="Times New Roman" w:cs="Times New Roman"/>
-          <w:sz w:val="24"/>
-          <w:szCs w:val="24"/>
-        </w:rPr>
-        <w:t>plotly.express</w:t>
-      </w:r>
-      <w:proofErr w:type="spellEnd"/>
-      <w:proofErr w:type="gramEnd"/>
-      <w:r>
-        <w:rPr>
-          <w:rFonts w:ascii="Times New Roman" w:hAnsi="Times New Roman" w:cs="Times New Roman"/>
-          <w:sz w:val="24"/>
-          <w:szCs w:val="24"/>
-        </w:rPr>
-        <w:t xml:space="preserve"> as </w:t>
-      </w:r>
-      <w:proofErr w:type="spellStart"/>
-      <w:r>
-        <w:rPr>
-          <w:rFonts w:ascii="Times New Roman" w:hAnsi="Times New Roman" w:cs="Times New Roman"/>
-          <w:sz w:val="24"/>
-          <w:szCs w:val="24"/>
-        </w:rPr>
-        <w:t>px</w:t>
-      </w:r>
-      <w:proofErr w:type="spellEnd"/>
       <w:r>
         <w:rPr>
           <w:rFonts w:ascii="Times New Roman" w:hAnsi="Times New Roman" w:cs="Times New Roman"/>
@@ -1289,25 +757,7 @@
           <w:szCs w:val="24"/>
         </w:rPr>
         <w:br/>
-        <w:t>df = px.</w:t>
-      </w:r>
-      <w:proofErr w:type="gramStart"/>
-      <w:r>
-        <w:rPr>
-          <w:rFonts w:ascii="Times New Roman" w:hAnsi="Times New Roman" w:cs="Times New Roman"/>
-          <w:sz w:val="24"/>
-          <w:szCs w:val="24"/>
-        </w:rPr>
-        <w:t>data.gapminder</w:t>
-      </w:r>
-      <w:proofErr w:type="gramEnd"/>
-      <w:r>
-        <w:rPr>
-          <w:rFonts w:ascii="Times New Roman" w:hAnsi="Times New Roman" w:cs="Times New Roman"/>
-          <w:sz w:val="24"/>
-          <w:szCs w:val="24"/>
-        </w:rPr>
-        <w:t>()</w:t>
+        <w:t>df = px.data.gapminder()</w:t>
       </w:r>
     </w:p>
     <w:p>
@@ -1385,44 +835,7 @@
           <w:szCs w:val="24"/>
           <w:lang w:val="sv-SE"/>
         </w:rPr>
-        <w:t xml:space="preserve">Figur </w:t>
-      </w:r>
-      <w:proofErr w:type="gramStart"/>
-      <w:r>
-        <w:rPr>
-          <w:rFonts w:ascii="Times New Roman" w:hAnsi="Times New Roman" w:cs="Times New Roman"/>
-          <w:i/>
-          <w:color w:val="414141"/>
-          <w:sz w:val="24"/>
-          <w:szCs w:val="24"/>
-          <w:lang w:val="sv-SE"/>
-        </w:rPr>
-        <w:t xml:space="preserve">1  </w:t>
-      </w:r>
-      <w:proofErr w:type="spellStart"/>
-      <w:r>
-        <w:rPr>
-          <w:rFonts w:ascii="Times New Roman" w:hAnsi="Times New Roman" w:cs="Times New Roman"/>
-          <w:i/>
-          <w:color w:val="414141"/>
-          <w:sz w:val="24"/>
-          <w:szCs w:val="24"/>
-          <w:lang w:val="sv-SE"/>
-        </w:rPr>
-        <w:t>Dropdown</w:t>
-      </w:r>
-      <w:proofErr w:type="spellEnd"/>
-      <w:proofErr w:type="gramEnd"/>
-      <w:r>
-        <w:rPr>
-          <w:rFonts w:ascii="Times New Roman" w:hAnsi="Times New Roman" w:cs="Times New Roman"/>
-          <w:i/>
-          <w:color w:val="414141"/>
-          <w:sz w:val="24"/>
-          <w:szCs w:val="24"/>
-          <w:lang w:val="sv-SE"/>
-        </w:rPr>
-        <w:t>-menyn gör det möjligt att välja vilka kontinenter som visas</w:t>
+        <w:t>Figur 1  Dropdown-menyn gör det möjligt att välja vilka kontinenter som visas</w:t>
       </w:r>
     </w:p>
     <w:p>
@@ -1464,58 +877,7 @@
           <w:szCs w:val="24"/>
           <w:lang w:val="sv-SE"/>
         </w:rPr>
-        <w:t xml:space="preserve">För linjediagrammet filtrerades fem länder fram med </w:t>
-      </w:r>
-      <w:proofErr w:type="spellStart"/>
-      <w:proofErr w:type="gramStart"/>
-      <w:r>
-        <w:rPr>
-          <w:rFonts w:ascii="Times New Roman" w:hAnsi="Times New Roman" w:cs="Times New Roman"/>
-          <w:sz w:val="24"/>
-          <w:szCs w:val="24"/>
-          <w:lang w:val="sv-SE"/>
-        </w:rPr>
-        <w:t>isin</w:t>
-      </w:r>
-      <w:proofErr w:type="spellEnd"/>
-      <w:r>
-        <w:rPr>
-          <w:rFonts w:ascii="Times New Roman" w:hAnsi="Times New Roman" w:cs="Times New Roman"/>
-          <w:sz w:val="24"/>
-          <w:szCs w:val="24"/>
-          <w:lang w:val="sv-SE"/>
-        </w:rPr>
-        <w:t>(</w:t>
-      </w:r>
-      <w:proofErr w:type="gramEnd"/>
-      <w:r>
-        <w:rPr>
-          <w:rFonts w:ascii="Times New Roman" w:hAnsi="Times New Roman" w:cs="Times New Roman"/>
-          <w:sz w:val="24"/>
-          <w:szCs w:val="24"/>
-          <w:lang w:val="sv-SE"/>
-        </w:rPr>
-        <w:t xml:space="preserve">). För stapeldiagrammet valdes det senaste året, 2007, och den genomsnittliga livslängden beräknades per kontinent. Denna bearbetning hölls enkel eftersom fördjupningen handlar om </w:t>
-      </w:r>
-      <w:proofErr w:type="spellStart"/>
-      <w:r>
-        <w:rPr>
-          <w:rFonts w:ascii="Times New Roman" w:hAnsi="Times New Roman" w:cs="Times New Roman"/>
-          <w:sz w:val="24"/>
-          <w:szCs w:val="24"/>
-          <w:lang w:val="sv-SE"/>
-        </w:rPr>
-        <w:t>Plotly</w:t>
-      </w:r>
-      <w:proofErr w:type="spellEnd"/>
-      <w:r>
-        <w:rPr>
-          <w:rFonts w:ascii="Times New Roman" w:hAnsi="Times New Roman" w:cs="Times New Roman"/>
-          <w:sz w:val="24"/>
-          <w:szCs w:val="24"/>
-          <w:lang w:val="sv-SE"/>
-        </w:rPr>
-        <w:t>.</w:t>
+        <w:t>För linjediagrammet filtrerades fem länder fram med isin(). För stapeldiagrammet valdes det senaste året, 2007, och den genomsnittliga livslängden beräknades per kontinent. Denna bearbetning hölls enkel eftersom fördjupningen handlar om Plotly.</w:t>
       </w:r>
     </w:p>
     <w:p>
@@ -1530,7 +892,6 @@
           <w:lang w:val="sv-SE"/>
         </w:rPr>
       </w:pPr>
-      <w:proofErr w:type="spellStart"/>
       <w:r>
         <w:rPr>
           <w:rFonts w:ascii="Times New Roman" w:hAnsi="Times New Roman" w:cs="Times New Roman"/>
@@ -1539,77 +900,7 @@
           <w:lang w:val="sv-SE"/>
         </w:rPr>
         <w:lastRenderedPageBreak/>
-        <w:t>senaste_aret</w:t>
-      </w:r>
-      <w:proofErr w:type="spellEnd"/>
-      <w:r>
-        <w:rPr>
-          <w:rFonts w:ascii="Times New Roman" w:hAnsi="Times New Roman" w:cs="Times New Roman"/>
-          <w:sz w:val="24"/>
-          <w:szCs w:val="24"/>
-          <w:lang w:val="sv-SE"/>
-        </w:rPr>
-        <w:t xml:space="preserve"> = </w:t>
-      </w:r>
-      <w:proofErr w:type="spellStart"/>
-      <w:r>
-        <w:rPr>
-          <w:rFonts w:ascii="Times New Roman" w:hAnsi="Times New Roman" w:cs="Times New Roman"/>
-          <w:sz w:val="24"/>
-          <w:szCs w:val="24"/>
-          <w:lang w:val="sv-SE"/>
-        </w:rPr>
-        <w:t>df</w:t>
-      </w:r>
-      <w:proofErr w:type="spellEnd"/>
-      <w:r>
-        <w:rPr>
-          <w:rFonts w:ascii="Times New Roman" w:hAnsi="Times New Roman" w:cs="Times New Roman"/>
-          <w:sz w:val="24"/>
-          <w:szCs w:val="24"/>
-          <w:lang w:val="sv-SE"/>
-        </w:rPr>
-        <w:t>["</w:t>
-      </w:r>
-      <w:proofErr w:type="spellStart"/>
-      <w:r>
-        <w:rPr>
-          <w:rFonts w:ascii="Times New Roman" w:hAnsi="Times New Roman" w:cs="Times New Roman"/>
-          <w:sz w:val="24"/>
-          <w:szCs w:val="24"/>
-          <w:lang w:val="sv-SE"/>
-        </w:rPr>
-        <w:t>year</w:t>
-      </w:r>
-      <w:proofErr w:type="spellEnd"/>
-      <w:r>
-        <w:rPr>
-          <w:rFonts w:ascii="Times New Roman" w:hAnsi="Times New Roman" w:cs="Times New Roman"/>
-          <w:sz w:val="24"/>
-          <w:szCs w:val="24"/>
-          <w:lang w:val="sv-SE"/>
-        </w:rPr>
-        <w:t>"].</w:t>
-      </w:r>
-      <w:proofErr w:type="gramStart"/>
-      <w:r>
-        <w:rPr>
-          <w:rFonts w:ascii="Times New Roman" w:hAnsi="Times New Roman" w:cs="Times New Roman"/>
-          <w:sz w:val="24"/>
-          <w:szCs w:val="24"/>
-          <w:lang w:val="sv-SE"/>
-        </w:rPr>
-        <w:t>max(</w:t>
-      </w:r>
-      <w:proofErr w:type="gramEnd"/>
-      <w:r>
-        <w:rPr>
-          <w:rFonts w:ascii="Times New Roman" w:hAnsi="Times New Roman" w:cs="Times New Roman"/>
-          <w:sz w:val="24"/>
-          <w:szCs w:val="24"/>
-          <w:lang w:val="sv-SE"/>
-        </w:rPr>
-        <w:t>)</w:t>
+        <w:t>senaste_aret = df["year"].max()</w:t>
       </w:r>
       <w:r>
         <w:rPr>
@@ -1619,106 +910,7 @@
           <w:lang w:val="sv-SE"/>
         </w:rPr>
         <w:br/>
-      </w:r>
-      <w:proofErr w:type="spellStart"/>
-      <w:r>
-        <w:rPr>
-          <w:rFonts w:ascii="Times New Roman" w:hAnsi="Times New Roman" w:cs="Times New Roman"/>
-          <w:sz w:val="24"/>
-          <w:szCs w:val="24"/>
-          <w:lang w:val="sv-SE"/>
-        </w:rPr>
-        <w:t>df_senaste</w:t>
-      </w:r>
-      <w:proofErr w:type="spellEnd"/>
-      <w:r>
-        <w:rPr>
-          <w:rFonts w:ascii="Times New Roman" w:hAnsi="Times New Roman" w:cs="Times New Roman"/>
-          <w:sz w:val="24"/>
-          <w:szCs w:val="24"/>
-          <w:lang w:val="sv-SE"/>
-        </w:rPr>
-        <w:t xml:space="preserve"> = </w:t>
-      </w:r>
-      <w:proofErr w:type="spellStart"/>
-      <w:r>
-        <w:rPr>
-          <w:rFonts w:ascii="Times New Roman" w:hAnsi="Times New Roman" w:cs="Times New Roman"/>
-          <w:sz w:val="24"/>
-          <w:szCs w:val="24"/>
-          <w:lang w:val="sv-SE"/>
-        </w:rPr>
-        <w:t>df</w:t>
-      </w:r>
-      <w:proofErr w:type="spellEnd"/>
-      <w:r>
-        <w:rPr>
-          <w:rFonts w:ascii="Times New Roman" w:hAnsi="Times New Roman" w:cs="Times New Roman"/>
-          <w:sz w:val="24"/>
-          <w:szCs w:val="24"/>
-          <w:lang w:val="sv-SE"/>
-        </w:rPr>
-        <w:t>[</w:t>
-      </w:r>
-      <w:proofErr w:type="spellStart"/>
-      <w:r>
-        <w:rPr>
-          <w:rFonts w:ascii="Times New Roman" w:hAnsi="Times New Roman" w:cs="Times New Roman"/>
-          <w:sz w:val="24"/>
-          <w:szCs w:val="24"/>
-          <w:lang w:val="sv-SE"/>
-        </w:rPr>
-        <w:t>df</w:t>
-      </w:r>
-      <w:proofErr w:type="spellEnd"/>
-      <w:r>
-        <w:rPr>
-          <w:rFonts w:ascii="Times New Roman" w:hAnsi="Times New Roman" w:cs="Times New Roman"/>
-          <w:sz w:val="24"/>
-          <w:szCs w:val="24"/>
-          <w:lang w:val="sv-SE"/>
-        </w:rPr>
-        <w:t>["</w:t>
-      </w:r>
-      <w:proofErr w:type="spellStart"/>
-      <w:r>
-        <w:rPr>
-          <w:rFonts w:ascii="Times New Roman" w:hAnsi="Times New Roman" w:cs="Times New Roman"/>
-          <w:sz w:val="24"/>
-          <w:szCs w:val="24"/>
-          <w:lang w:val="sv-SE"/>
-        </w:rPr>
-        <w:t>year</w:t>
-      </w:r>
-      <w:proofErr w:type="spellEnd"/>
-      <w:r>
-        <w:rPr>
-          <w:rFonts w:ascii="Times New Roman" w:hAnsi="Times New Roman" w:cs="Times New Roman"/>
-          <w:sz w:val="24"/>
-          <w:szCs w:val="24"/>
-          <w:lang w:val="sv-SE"/>
-        </w:rPr>
-        <w:t xml:space="preserve">"] == </w:t>
-      </w:r>
-      <w:proofErr w:type="spellStart"/>
-      <w:r>
-        <w:rPr>
-          <w:rFonts w:ascii="Times New Roman" w:hAnsi="Times New Roman" w:cs="Times New Roman"/>
-          <w:sz w:val="24"/>
-          <w:szCs w:val="24"/>
-          <w:lang w:val="sv-SE"/>
-        </w:rPr>
-        <w:t>senaste_aret</w:t>
-      </w:r>
-      <w:proofErr w:type="spellEnd"/>
-      <w:r>
-        <w:rPr>
-          <w:rFonts w:ascii="Times New Roman" w:hAnsi="Times New Roman" w:cs="Times New Roman"/>
-          <w:sz w:val="24"/>
-          <w:szCs w:val="24"/>
-          <w:lang w:val="sv-SE"/>
-        </w:rPr>
-        <w:t>]</w:t>
+        <w:t>df_senaste = df[df["year"] == senaste_aret]</w:t>
       </w:r>
       <w:r>
         <w:rPr>
@@ -1728,160 +920,7 @@
           <w:lang w:val="sv-SE"/>
         </w:rPr>
         <w:br/>
-        <w:t xml:space="preserve">medel = </w:t>
-      </w:r>
-      <w:proofErr w:type="spellStart"/>
-      <w:r>
-        <w:rPr>
-          <w:rFonts w:ascii="Times New Roman" w:hAnsi="Times New Roman" w:cs="Times New Roman"/>
-          <w:sz w:val="24"/>
-          <w:szCs w:val="24"/>
-          <w:lang w:val="sv-SE"/>
-        </w:rPr>
-        <w:t>df_</w:t>
-      </w:r>
-      <w:proofErr w:type="gramStart"/>
-      <w:r>
-        <w:rPr>
-          <w:rFonts w:ascii="Times New Roman" w:hAnsi="Times New Roman" w:cs="Times New Roman"/>
-          <w:sz w:val="24"/>
-          <w:szCs w:val="24"/>
-          <w:lang w:val="sv-SE"/>
-        </w:rPr>
-        <w:t>senaste.groupby</w:t>
-      </w:r>
-      <w:proofErr w:type="spellEnd"/>
-      <w:proofErr w:type="gramEnd"/>
-      <w:r>
-        <w:rPr>
-          <w:rFonts w:ascii="Times New Roman" w:hAnsi="Times New Roman" w:cs="Times New Roman"/>
-          <w:sz w:val="24"/>
-          <w:szCs w:val="24"/>
-          <w:lang w:val="sv-SE"/>
-        </w:rPr>
-        <w:t>("</w:t>
-      </w:r>
-      <w:proofErr w:type="spellStart"/>
-      <w:r>
-        <w:rPr>
-          <w:rFonts w:ascii="Times New Roman" w:hAnsi="Times New Roman" w:cs="Times New Roman"/>
-          <w:sz w:val="24"/>
-          <w:szCs w:val="24"/>
-          <w:lang w:val="sv-SE"/>
-        </w:rPr>
-        <w:t>continent</w:t>
-      </w:r>
-      <w:proofErr w:type="spellEnd"/>
-      <w:r>
-        <w:rPr>
-          <w:rFonts w:ascii="Times New Roman" w:hAnsi="Times New Roman" w:cs="Times New Roman"/>
-          <w:sz w:val="24"/>
-          <w:szCs w:val="24"/>
-          <w:lang w:val="sv-SE"/>
-        </w:rPr>
-        <w:t xml:space="preserve">", </w:t>
-      </w:r>
-      <w:proofErr w:type="spellStart"/>
-      <w:r>
-        <w:rPr>
-          <w:rFonts w:ascii="Times New Roman" w:hAnsi="Times New Roman" w:cs="Times New Roman"/>
-          <w:sz w:val="24"/>
-          <w:szCs w:val="24"/>
-          <w:lang w:val="sv-SE"/>
-        </w:rPr>
-        <w:t>as_index</w:t>
-      </w:r>
-      <w:proofErr w:type="spellEnd"/>
-      <w:r>
-        <w:rPr>
-          <w:rFonts w:ascii="Times New Roman" w:hAnsi="Times New Roman" w:cs="Times New Roman"/>
-          <w:sz w:val="24"/>
-          <w:szCs w:val="24"/>
-          <w:lang w:val="sv-SE"/>
-        </w:rPr>
-        <w:t>=</w:t>
-      </w:r>
-      <w:proofErr w:type="spellStart"/>
-      <w:proofErr w:type="gramStart"/>
-      <w:r>
-        <w:rPr>
-          <w:rFonts w:ascii="Times New Roman" w:hAnsi="Times New Roman" w:cs="Times New Roman"/>
-          <w:sz w:val="24"/>
-          <w:szCs w:val="24"/>
-          <w:lang w:val="sv-SE"/>
-        </w:rPr>
-        <w:t>False</w:t>
-      </w:r>
-      <w:proofErr w:type="spellEnd"/>
-      <w:r>
-        <w:rPr>
-          <w:rFonts w:ascii="Times New Roman" w:hAnsi="Times New Roman" w:cs="Times New Roman"/>
-          <w:sz w:val="24"/>
-          <w:szCs w:val="24"/>
-          <w:lang w:val="sv-SE"/>
-        </w:rPr>
-        <w:t>)[</w:t>
-      </w:r>
-      <w:proofErr w:type="gramEnd"/>
-      <w:r>
-        <w:rPr>
-          <w:rFonts w:ascii="Times New Roman" w:hAnsi="Times New Roman" w:cs="Times New Roman"/>
-          <w:sz w:val="24"/>
-          <w:szCs w:val="24"/>
-          <w:lang w:val="sv-SE"/>
-        </w:rPr>
-        <w:t>"</w:t>
-      </w:r>
-      <w:proofErr w:type="spellStart"/>
-      <w:r>
-        <w:rPr>
-          <w:rFonts w:ascii="Times New Roman" w:hAnsi="Times New Roman" w:cs="Times New Roman"/>
-          <w:sz w:val="24"/>
-          <w:szCs w:val="24"/>
-          <w:lang w:val="sv-SE"/>
-        </w:rPr>
-        <w:t>lifeExp</w:t>
-      </w:r>
-      <w:proofErr w:type="spellEnd"/>
-      <w:r>
-        <w:rPr>
-          <w:rFonts w:ascii="Times New Roman" w:hAnsi="Times New Roman" w:cs="Times New Roman"/>
-          <w:sz w:val="24"/>
-          <w:szCs w:val="24"/>
-          <w:lang w:val="sv-SE"/>
-        </w:rPr>
-        <w:t>"</w:t>
-      </w:r>
-      <w:proofErr w:type="gramStart"/>
-      <w:r>
-        <w:rPr>
-          <w:rFonts w:ascii="Times New Roman" w:hAnsi="Times New Roman" w:cs="Times New Roman"/>
-          <w:sz w:val="24"/>
-          <w:szCs w:val="24"/>
-          <w:lang w:val="sv-SE"/>
-        </w:rPr>
-        <w:t>].</w:t>
-      </w:r>
-      <w:proofErr w:type="spellStart"/>
-      <w:r>
-        <w:rPr>
-          <w:rFonts w:ascii="Times New Roman" w:hAnsi="Times New Roman" w:cs="Times New Roman"/>
-          <w:sz w:val="24"/>
-          <w:szCs w:val="24"/>
-          <w:lang w:val="sv-SE"/>
-        </w:rPr>
-        <w:t>mean</w:t>
-      </w:r>
-      <w:proofErr w:type="spellEnd"/>
-      <w:proofErr w:type="gramEnd"/>
-      <w:r>
-        <w:rPr>
-          <w:rFonts w:ascii="Times New Roman" w:hAnsi="Times New Roman" w:cs="Times New Roman"/>
-          <w:sz w:val="24"/>
-          <w:szCs w:val="24"/>
-          <w:lang w:val="sv-SE"/>
-        </w:rPr>
-        <w:t>()</w:t>
+        <w:t>medel = df_senaste.groupby("continent", as_index=False)["lifeExp"].mean()</w:t>
       </w:r>
     </w:p>
     <w:p>
@@ -1929,7 +968,6 @@
           <w:lang w:val="sv-SE"/>
         </w:rPr>
       </w:pPr>
-      <w:proofErr w:type="spellStart"/>
       <w:r>
         <w:rPr>
           <w:rFonts w:ascii="Times New Roman" w:hAnsi="Times New Roman" w:cs="Times New Roman"/>
@@ -1937,37 +975,7 @@
           <w:szCs w:val="24"/>
           <w:lang w:val="sv-SE"/>
         </w:rPr>
-        <w:t>Notebooken</w:t>
-      </w:r>
-      <w:proofErr w:type="spellEnd"/>
-      <w:r>
-        <w:rPr>
-          <w:rFonts w:ascii="Times New Roman" w:hAnsi="Times New Roman" w:cs="Times New Roman"/>
-          <w:sz w:val="24"/>
-          <w:szCs w:val="24"/>
-          <w:lang w:val="sv-SE"/>
-        </w:rPr>
-        <w:t xml:space="preserve"> visar att samma data kan presenteras på olika sätt beroende på frågan. Linjediagrammet jämför utvecklingen i fem länder. Användaren kan dölja linjer via legenden, zooma in en tidsperiod och läsa exakta värden genom </w:t>
-      </w:r>
-      <w:proofErr w:type="spellStart"/>
-      <w:r>
-        <w:rPr>
-          <w:rFonts w:ascii="Times New Roman" w:hAnsi="Times New Roman" w:cs="Times New Roman"/>
-          <w:sz w:val="24"/>
-          <w:szCs w:val="24"/>
-          <w:lang w:val="sv-SE"/>
-        </w:rPr>
-        <w:t>hover</w:t>
-      </w:r>
-      <w:proofErr w:type="spellEnd"/>
-      <w:r>
-        <w:rPr>
-          <w:rFonts w:ascii="Times New Roman" w:hAnsi="Times New Roman" w:cs="Times New Roman"/>
-          <w:sz w:val="24"/>
-          <w:szCs w:val="24"/>
-          <w:lang w:val="sv-SE"/>
-        </w:rPr>
-        <w:t>.</w:t>
+        <w:t>Notebooken visar att samma data kan presenteras på olika sätt beroende på frågan. Linjediagrammet jämför utvecklingen i fem länder. Användaren kan dölja linjer via legenden, zooma in en tidsperiod och läsa exakta värden genom hover.</w:t>
       </w:r>
     </w:p>
     <w:p>
@@ -1995,61 +1003,7 @@
           <w:sz w:val="24"/>
           <w:szCs w:val="24"/>
         </w:rPr>
-        <w:t xml:space="preserve">Det </w:t>
-      </w:r>
-      <w:proofErr w:type="spellStart"/>
-      <w:r>
-        <w:rPr>
-          <w:rFonts w:ascii="Times New Roman" w:hAnsi="Times New Roman" w:cs="Times New Roman"/>
-          <w:sz w:val="24"/>
-          <w:szCs w:val="24"/>
-        </w:rPr>
-        <w:t>gör</w:t>
-      </w:r>
-      <w:proofErr w:type="spellEnd"/>
-      <w:r>
-        <w:rPr>
-          <w:rFonts w:ascii="Times New Roman" w:hAnsi="Times New Roman" w:cs="Times New Roman"/>
-          <w:sz w:val="24"/>
-          <w:szCs w:val="24"/>
-        </w:rPr>
-        <w:t xml:space="preserve"> </w:t>
-      </w:r>
-      <w:proofErr w:type="spellStart"/>
-      <w:r>
-        <w:rPr>
-          <w:rFonts w:ascii="Times New Roman" w:hAnsi="Times New Roman" w:cs="Times New Roman"/>
-          <w:sz w:val="24"/>
-          <w:szCs w:val="24"/>
-        </w:rPr>
-        <w:t>fördelningen</w:t>
-      </w:r>
-      <w:proofErr w:type="spellEnd"/>
-      <w:r>
-        <w:rPr>
-          <w:rFonts w:ascii="Times New Roman" w:hAnsi="Times New Roman" w:cs="Times New Roman"/>
-          <w:sz w:val="24"/>
-          <w:szCs w:val="24"/>
-        </w:rPr>
-        <w:t xml:space="preserve"> </w:t>
-      </w:r>
-      <w:proofErr w:type="spellStart"/>
-      <w:r>
-        <w:rPr>
-          <w:rFonts w:ascii="Times New Roman" w:hAnsi="Times New Roman" w:cs="Times New Roman"/>
-          <w:sz w:val="24"/>
-          <w:szCs w:val="24"/>
-        </w:rPr>
-        <w:t>lättare</w:t>
-      </w:r>
-      <w:proofErr w:type="spellEnd"/>
-      <w:r>
-        <w:rPr>
-          <w:rFonts w:ascii="Times New Roman" w:hAnsi="Times New Roman" w:cs="Times New Roman"/>
-          <w:sz w:val="24"/>
-          <w:szCs w:val="24"/>
-        </w:rPr>
-        <w:t xml:space="preserve"> att läsa.</w:t>
+        <w:t>Det gör fördelningen lättare att läsa.</w:t>
       </w:r>
     </w:p>
     <w:p>
@@ -2127,31 +1081,7 @@
           <w:szCs w:val="24"/>
           <w:lang w:val="sv-SE"/>
         </w:rPr>
-        <w:t xml:space="preserve">Figur </w:t>
-      </w:r>
-      <w:proofErr w:type="gramStart"/>
-      <w:r>
-        <w:rPr>
-          <w:rFonts w:ascii="Times New Roman" w:hAnsi="Times New Roman" w:cs="Times New Roman"/>
-          <w:i/>
-          <w:color w:val="414141"/>
-          <w:sz w:val="24"/>
-          <w:szCs w:val="24"/>
-          <w:lang w:val="sv-SE"/>
-        </w:rPr>
-        <w:t>2  Bubbeldiagrammet</w:t>
-      </w:r>
-      <w:proofErr w:type="gramEnd"/>
-      <w:r>
-        <w:rPr>
-          <w:rFonts w:ascii="Times New Roman" w:hAnsi="Times New Roman" w:cs="Times New Roman"/>
-          <w:i/>
-          <w:color w:val="414141"/>
-          <w:sz w:val="24"/>
-          <w:szCs w:val="24"/>
-          <w:lang w:val="sv-SE"/>
-        </w:rPr>
-        <w:t xml:space="preserve"> visar fyra variabler samtidigt för år 2007</w:t>
+        <w:t>Figur 2  Bubbeldiagrammet visar fyra variabler samtidigt för år 2007</w:t>
       </w:r>
     </w:p>
     <w:p>
@@ -2172,87 +1102,7 @@
           <w:szCs w:val="24"/>
           <w:lang w:val="sv-SE"/>
         </w:rPr>
-        <w:t xml:space="preserve">Animationen använder </w:t>
-      </w:r>
-      <w:proofErr w:type="spellStart"/>
-      <w:r>
-        <w:rPr>
-          <w:rFonts w:ascii="Times New Roman" w:hAnsi="Times New Roman" w:cs="Times New Roman"/>
-          <w:sz w:val="24"/>
-          <w:szCs w:val="24"/>
-          <w:lang w:val="sv-SE"/>
-        </w:rPr>
-        <w:t>animation_frame</w:t>
-      </w:r>
-      <w:proofErr w:type="spellEnd"/>
-      <w:r>
-        <w:rPr>
-          <w:rFonts w:ascii="Times New Roman" w:hAnsi="Times New Roman" w:cs="Times New Roman"/>
-          <w:sz w:val="24"/>
-          <w:szCs w:val="24"/>
-          <w:lang w:val="sv-SE"/>
-        </w:rPr>
-        <w:t>="</w:t>
-      </w:r>
-      <w:proofErr w:type="spellStart"/>
-      <w:r>
-        <w:rPr>
-          <w:rFonts w:ascii="Times New Roman" w:hAnsi="Times New Roman" w:cs="Times New Roman"/>
-          <w:sz w:val="24"/>
-          <w:szCs w:val="24"/>
-          <w:lang w:val="sv-SE"/>
-        </w:rPr>
-        <w:t>year</w:t>
-      </w:r>
-      <w:proofErr w:type="spellEnd"/>
-      <w:r>
-        <w:rPr>
-          <w:rFonts w:ascii="Times New Roman" w:hAnsi="Times New Roman" w:cs="Times New Roman"/>
-          <w:sz w:val="24"/>
-          <w:szCs w:val="24"/>
-          <w:lang w:val="sv-SE"/>
-        </w:rPr>
-        <w:t xml:space="preserve">" och innehåller tolv steg från 1952 till 2007. </w:t>
-      </w:r>
-      <w:proofErr w:type="spellStart"/>
-      <w:r>
-        <w:rPr>
-          <w:rFonts w:ascii="Times New Roman" w:hAnsi="Times New Roman" w:cs="Times New Roman"/>
-          <w:sz w:val="24"/>
-          <w:szCs w:val="24"/>
-          <w:lang w:val="sv-SE"/>
-        </w:rPr>
-        <w:t>Dropdown</w:t>
-      </w:r>
-      <w:proofErr w:type="spellEnd"/>
-      <w:r>
-        <w:rPr>
-          <w:rFonts w:ascii="Times New Roman" w:hAnsi="Times New Roman" w:cs="Times New Roman"/>
-          <w:sz w:val="24"/>
-          <w:szCs w:val="24"/>
-          <w:lang w:val="sv-SE"/>
-        </w:rPr>
-        <w:t xml:space="preserve">-menyn filtrerar kontinenter genom att ändra vilka dataserier som är synliga. Lösningen demonstrerar därmed </w:t>
-      </w:r>
-      <w:proofErr w:type="spellStart"/>
-      <w:r>
-        <w:rPr>
-          <w:rFonts w:ascii="Times New Roman" w:hAnsi="Times New Roman" w:cs="Times New Roman"/>
-          <w:sz w:val="24"/>
-          <w:szCs w:val="24"/>
-          <w:lang w:val="sv-SE"/>
-        </w:rPr>
-        <w:t>hover</w:t>
-      </w:r>
-      <w:proofErr w:type="spellEnd"/>
-      <w:r>
-        <w:rPr>
-          <w:rFonts w:ascii="Times New Roman" w:hAnsi="Times New Roman" w:cs="Times New Roman"/>
-          <w:sz w:val="24"/>
-          <w:szCs w:val="24"/>
-          <w:lang w:val="sv-SE"/>
-        </w:rPr>
-        <w:t>, zoomning, filtrering och förändring över tid.</w:t>
+        <w:t>Animationen använder animation_frame="year" och innehåller tolv steg från 1952 till 2007. Dropdown-menyn filtrerar kontinenter genom att ändra vilka dataserier som är synliga. Lösningen demonstrerar därmed hover, zoomning, filtrering och förändring över tid.</w:t>
       </w:r>
     </w:p>
     <w:p>
@@ -2306,87 +1156,7 @@
           <w:szCs w:val="24"/>
           <w:lang w:val="sv-SE"/>
         </w:rPr>
-        <w:t xml:space="preserve">Samma linjedata visas med </w:t>
-      </w:r>
-      <w:proofErr w:type="spellStart"/>
-      <w:r>
-        <w:rPr>
-          <w:rFonts w:ascii="Times New Roman" w:hAnsi="Times New Roman" w:cs="Times New Roman"/>
-          <w:sz w:val="24"/>
-          <w:szCs w:val="24"/>
-          <w:lang w:val="sv-SE"/>
-        </w:rPr>
-        <w:t>Matplotlib</w:t>
-      </w:r>
-      <w:proofErr w:type="spellEnd"/>
-      <w:r>
-        <w:rPr>
-          <w:rFonts w:ascii="Times New Roman" w:hAnsi="Times New Roman" w:cs="Times New Roman"/>
-          <w:sz w:val="24"/>
-          <w:szCs w:val="24"/>
-          <w:lang w:val="sv-SE"/>
-        </w:rPr>
-        <w:t xml:space="preserve"> och </w:t>
-      </w:r>
-      <w:proofErr w:type="spellStart"/>
-      <w:r>
-        <w:rPr>
-          <w:rFonts w:ascii="Times New Roman" w:hAnsi="Times New Roman" w:cs="Times New Roman"/>
-          <w:sz w:val="24"/>
-          <w:szCs w:val="24"/>
-          <w:lang w:val="sv-SE"/>
-        </w:rPr>
-        <w:t>Plotly</w:t>
-      </w:r>
-      <w:proofErr w:type="spellEnd"/>
-      <w:r>
-        <w:rPr>
-          <w:rFonts w:ascii="Times New Roman" w:hAnsi="Times New Roman" w:cs="Times New Roman"/>
-          <w:sz w:val="24"/>
-          <w:szCs w:val="24"/>
-          <w:lang w:val="sv-SE"/>
-        </w:rPr>
-        <w:t xml:space="preserve">. </w:t>
-      </w:r>
-      <w:proofErr w:type="spellStart"/>
-      <w:r>
-        <w:rPr>
-          <w:rFonts w:ascii="Times New Roman" w:hAnsi="Times New Roman" w:cs="Times New Roman"/>
-          <w:sz w:val="24"/>
-          <w:szCs w:val="24"/>
-          <w:lang w:val="sv-SE"/>
-        </w:rPr>
-        <w:t>Matplotlib</w:t>
-      </w:r>
-      <w:proofErr w:type="spellEnd"/>
-      <w:r>
-        <w:rPr>
-          <w:rFonts w:ascii="Times New Roman" w:hAnsi="Times New Roman" w:cs="Times New Roman"/>
-          <w:sz w:val="24"/>
-          <w:szCs w:val="24"/>
-          <w:lang w:val="sv-SE"/>
-        </w:rPr>
-        <w:t xml:space="preserve">-versionen fungerar som en vanlig bild. </w:t>
-      </w:r>
-      <w:proofErr w:type="spellStart"/>
-      <w:r>
-        <w:rPr>
-          <w:rFonts w:ascii="Times New Roman" w:hAnsi="Times New Roman" w:cs="Times New Roman"/>
-          <w:sz w:val="24"/>
-          <w:szCs w:val="24"/>
-          <w:lang w:val="sv-SE"/>
-        </w:rPr>
-        <w:t>Plotly</w:t>
-      </w:r>
-      <w:proofErr w:type="spellEnd"/>
-      <w:r>
-        <w:rPr>
-          <w:rFonts w:ascii="Times New Roman" w:hAnsi="Times New Roman" w:cs="Times New Roman"/>
-          <w:sz w:val="24"/>
-          <w:szCs w:val="24"/>
-          <w:lang w:val="sv-SE"/>
-        </w:rPr>
-        <w:t>-versionen låter användaren undersöka värden, välja serier och ändra detaljnivån. Interaktivitet är därför mest värdefull när användaren ska utforska data.</w:t>
+        <w:t>Samma linjedata visas med Matplotlib och Plotly. Matplotlib-versionen fungerar som en vanlig bild. Plotly-versionen låter användaren undersöka värden, välja serier och ändra detaljnivån. Interaktivitet är därför mest värdefull när användaren ska utforska data.</w:t>
       </w:r>
     </w:p>
     <w:p>
@@ -2440,27 +1210,7 @@
           <w:szCs w:val="24"/>
           <w:lang w:val="sv-SE"/>
         </w:rPr>
-        <w:t>Gapminder-</w:t>
-      </w:r>
-      <w:proofErr w:type="spellStart"/>
-      <w:r>
-        <w:rPr>
-          <w:rFonts w:ascii="Times New Roman" w:hAnsi="Times New Roman" w:cs="Times New Roman"/>
-          <w:sz w:val="24"/>
-          <w:szCs w:val="24"/>
-          <w:lang w:val="sv-SE"/>
-        </w:rPr>
-        <w:t>datan</w:t>
-      </w:r>
-      <w:proofErr w:type="spellEnd"/>
-      <w:r>
-        <w:rPr>
-          <w:rFonts w:ascii="Times New Roman" w:hAnsi="Times New Roman" w:cs="Times New Roman"/>
-          <w:sz w:val="24"/>
-          <w:szCs w:val="24"/>
-          <w:lang w:val="sv-SE"/>
-        </w:rPr>
-        <w:t xml:space="preserve"> slutar 2007 och beskriver inte dagens förhållanden. Den passar för en teknisk demonstration men inte för en aktuell analys. Genomsnittet per kontinent ger dessutom varje land samma vikt oavsett befolkning.</w:t>
+        <w:t>Gapminder-datan slutar 2007 och beskriver inte dagens förhållanden. Den passar för en teknisk demonstration men inte för en aktuell analys. Genomsnittet per kontinent ger dessutom varje land samma vikt oavsett befolkning.</w:t>
       </w:r>
     </w:p>
     <w:p>
@@ -2481,67 +1231,7 @@
           <w:szCs w:val="24"/>
           <w:lang w:val="sv-SE"/>
         </w:rPr>
-        <w:t xml:space="preserve">Interaktiva diagram kräver en miljö som kan visa HTML och JavaScript. En fortsatt utveckling skulle kunna använda </w:t>
-      </w:r>
-      <w:proofErr w:type="gramStart"/>
-      <w:r>
-        <w:rPr>
-          <w:rFonts w:ascii="Times New Roman" w:hAnsi="Times New Roman" w:cs="Times New Roman"/>
-          <w:sz w:val="24"/>
-          <w:szCs w:val="24"/>
-          <w:lang w:val="sv-SE"/>
-        </w:rPr>
-        <w:t>aktuell data</w:t>
-      </w:r>
-      <w:proofErr w:type="gramEnd"/>
-      <w:r>
-        <w:rPr>
-          <w:rFonts w:ascii="Times New Roman" w:hAnsi="Times New Roman" w:cs="Times New Roman"/>
-          <w:sz w:val="24"/>
-          <w:szCs w:val="24"/>
-          <w:lang w:val="sv-SE"/>
-        </w:rPr>
-        <w:t xml:space="preserve">, förbättra tillgängligheten och låta användaren välja år och länder i en mindre </w:t>
-      </w:r>
-      <w:proofErr w:type="spellStart"/>
-      <w:r>
-        <w:rPr>
-          <w:rFonts w:ascii="Times New Roman" w:hAnsi="Times New Roman" w:cs="Times New Roman"/>
-          <w:sz w:val="24"/>
-          <w:szCs w:val="24"/>
-          <w:lang w:val="sv-SE"/>
-        </w:rPr>
-        <w:t>Streamlit</w:t>
-      </w:r>
-      <w:proofErr w:type="spellEnd"/>
-      <w:r>
-        <w:rPr>
-          <w:rFonts w:ascii="Times New Roman" w:hAnsi="Times New Roman" w:cs="Times New Roman"/>
-          <w:sz w:val="24"/>
-          <w:szCs w:val="24"/>
-          <w:lang w:val="sv-SE"/>
-        </w:rPr>
-        <w:t xml:space="preserve">- eller </w:t>
-      </w:r>
-      <w:proofErr w:type="spellStart"/>
-      <w:r>
-        <w:rPr>
-          <w:rFonts w:ascii="Times New Roman" w:hAnsi="Times New Roman" w:cs="Times New Roman"/>
-          <w:sz w:val="24"/>
-          <w:szCs w:val="24"/>
-          <w:lang w:val="sv-SE"/>
-        </w:rPr>
-        <w:t>Dash</w:t>
-      </w:r>
-      <w:proofErr w:type="spellEnd"/>
-      <w:r>
-        <w:rPr>
-          <w:rFonts w:ascii="Times New Roman" w:hAnsi="Times New Roman" w:cs="Times New Roman"/>
-          <w:sz w:val="24"/>
-          <w:szCs w:val="24"/>
-          <w:lang w:val="sv-SE"/>
-        </w:rPr>
-        <w:t>-applikation.</w:t>
+        <w:t>Interaktiva diagram kräver en miljö som kan visa HTML och JavaScript. En fortsatt utveckling skulle kunna använda aktuell data, förbättra tillgängligheten och låta användaren välja år och länder i en mindre Streamlit- eller Dash-applikation.</w:t>
       </w:r>
     </w:p>
     <w:p>
@@ -2595,47 +1285,7 @@
           <w:szCs w:val="24"/>
           <w:lang w:val="sv-SE"/>
         </w:rPr>
-        <w:t xml:space="preserve">En Data Scientist eller dataanalytiker behöver kunna förklara resultat för andra. </w:t>
-      </w:r>
-      <w:proofErr w:type="spellStart"/>
-      <w:r>
-        <w:rPr>
-          <w:rFonts w:ascii="Times New Roman" w:hAnsi="Times New Roman" w:cs="Times New Roman"/>
-          <w:sz w:val="24"/>
-          <w:szCs w:val="24"/>
-          <w:lang w:val="sv-SE"/>
-        </w:rPr>
-        <w:t>Plotly</w:t>
-      </w:r>
-      <w:proofErr w:type="spellEnd"/>
-      <w:r>
-        <w:rPr>
-          <w:rFonts w:ascii="Times New Roman" w:hAnsi="Times New Roman" w:cs="Times New Roman"/>
-          <w:sz w:val="24"/>
-          <w:szCs w:val="24"/>
-          <w:lang w:val="sv-SE"/>
-        </w:rPr>
-        <w:t xml:space="preserve"> kan användas i utforskande analys, rapportering och presentationer där mottagaren behöver jämföra grupper eller kontrollera enskilda värden. </w:t>
-      </w:r>
-      <w:proofErr w:type="spellStart"/>
-      <w:r>
-        <w:rPr>
-          <w:rFonts w:ascii="Times New Roman" w:hAnsi="Times New Roman" w:cs="Times New Roman"/>
-          <w:sz w:val="24"/>
-          <w:szCs w:val="24"/>
-          <w:lang w:val="sv-SE"/>
-        </w:rPr>
-        <w:t>Hover</w:t>
-      </w:r>
-      <w:proofErr w:type="spellEnd"/>
-      <w:r>
-        <w:rPr>
-          <w:rFonts w:ascii="Times New Roman" w:hAnsi="Times New Roman" w:cs="Times New Roman"/>
-          <w:sz w:val="24"/>
-          <w:szCs w:val="24"/>
-          <w:lang w:val="sv-SE"/>
-        </w:rPr>
-        <w:t xml:space="preserve"> kan minska behovet av dataetiketter i själva diagrammet, och filtrering kan göra en stor datamängd mer hanterbar.</w:t>
+        <w:t>En Data Scientist eller dataanalytiker behöver kunna förklara resultat för andra. Plotly kan användas i utforskande analys, rapportering och presentationer där mottagaren behöver jämföra grupper eller kontrollera enskilda värden. Hover kan minska behovet av dataetiketter i själva diagrammet, och filtrering kan göra en stor datamängd mer hanterbar.</w:t>
       </w:r>
     </w:p>
     <w:p>
@@ -2656,27 +1306,7 @@
           <w:szCs w:val="24"/>
           <w:lang w:val="sv-SE"/>
         </w:rPr>
-        <w:t xml:space="preserve">Valet av visualisering behöver samtidigt utgå från användarens behov. Ett interaktivt bubbeldiagram kan visa flera variabler men kräver mer förklaring än ett stapeldiagram. I en yrkesroll behöver man därför väga informationsmängd mot läsbarhet och kontrollera att färger, skalor och </w:t>
-      </w:r>
-      <w:proofErr w:type="spellStart"/>
-      <w:r>
-        <w:rPr>
-          <w:rFonts w:ascii="Times New Roman" w:hAnsi="Times New Roman" w:cs="Times New Roman"/>
-          <w:sz w:val="24"/>
-          <w:szCs w:val="24"/>
-          <w:lang w:val="sv-SE"/>
-        </w:rPr>
-        <w:t>hover</w:t>
-      </w:r>
-      <w:proofErr w:type="spellEnd"/>
-      <w:r>
-        <w:rPr>
-          <w:rFonts w:ascii="Times New Roman" w:hAnsi="Times New Roman" w:cs="Times New Roman"/>
-          <w:sz w:val="24"/>
-          <w:szCs w:val="24"/>
-          <w:lang w:val="sv-SE"/>
-        </w:rPr>
-        <w:t>-information inte leder till feltolkningar.</w:t>
+        <w:t>Valet av visualisering behöver samtidigt utgå från användarens behov. Ett interaktivt bubbeldiagram kan visa flera variabler men kräver mer förklaring än ett stapeldiagram. I en yrkesroll behöver man därför väga informationsmängd mot läsbarhet och kontrollera att färger, skalor och hover-information inte leder till feltolkningar.</w:t>
       </w:r>
     </w:p>
     <w:p>
@@ -2730,127 +1360,7 @@
           <w:szCs w:val="24"/>
           <w:lang w:val="sv-SE"/>
         </w:rPr>
-        <w:t xml:space="preserve">Jag lärde mig hur </w:t>
-      </w:r>
-      <w:proofErr w:type="spellStart"/>
-      <w:r>
-        <w:rPr>
-          <w:rFonts w:ascii="Times New Roman" w:hAnsi="Times New Roman" w:cs="Times New Roman"/>
-          <w:sz w:val="24"/>
-          <w:szCs w:val="24"/>
-          <w:lang w:val="sv-SE"/>
-        </w:rPr>
-        <w:t>Plotly</w:t>
-      </w:r>
-      <w:proofErr w:type="spellEnd"/>
-      <w:r>
-        <w:rPr>
-          <w:rFonts w:ascii="Times New Roman" w:hAnsi="Times New Roman" w:cs="Times New Roman"/>
-          <w:sz w:val="24"/>
-          <w:szCs w:val="24"/>
-          <w:lang w:val="sv-SE"/>
-        </w:rPr>
-        <w:t xml:space="preserve"> Express kopplar kolumner i en </w:t>
-      </w:r>
-      <w:proofErr w:type="spellStart"/>
-      <w:r>
-        <w:rPr>
-          <w:rFonts w:ascii="Times New Roman" w:hAnsi="Times New Roman" w:cs="Times New Roman"/>
-          <w:sz w:val="24"/>
-          <w:szCs w:val="24"/>
-          <w:lang w:val="sv-SE"/>
-        </w:rPr>
-        <w:t>DataFrame</w:t>
-      </w:r>
-      <w:proofErr w:type="spellEnd"/>
-      <w:r>
-        <w:rPr>
-          <w:rFonts w:ascii="Times New Roman" w:hAnsi="Times New Roman" w:cs="Times New Roman"/>
-          <w:sz w:val="24"/>
-          <w:szCs w:val="24"/>
-          <w:lang w:val="sv-SE"/>
-        </w:rPr>
-        <w:t xml:space="preserve"> till visuella egenskaper genom parametrar som x, y, color, </w:t>
-      </w:r>
-      <w:proofErr w:type="spellStart"/>
-      <w:r>
-        <w:rPr>
-          <w:rFonts w:ascii="Times New Roman" w:hAnsi="Times New Roman" w:cs="Times New Roman"/>
-          <w:sz w:val="24"/>
-          <w:szCs w:val="24"/>
-          <w:lang w:val="sv-SE"/>
-        </w:rPr>
-        <w:t>size</w:t>
-      </w:r>
-      <w:proofErr w:type="spellEnd"/>
-      <w:r>
-        <w:rPr>
-          <w:rFonts w:ascii="Times New Roman" w:hAnsi="Times New Roman" w:cs="Times New Roman"/>
-          <w:sz w:val="24"/>
-          <w:szCs w:val="24"/>
-          <w:lang w:val="sv-SE"/>
-        </w:rPr>
-        <w:t xml:space="preserve"> och </w:t>
-      </w:r>
-      <w:proofErr w:type="spellStart"/>
-      <w:r>
-        <w:rPr>
-          <w:rFonts w:ascii="Times New Roman" w:hAnsi="Times New Roman" w:cs="Times New Roman"/>
-          <w:sz w:val="24"/>
-          <w:szCs w:val="24"/>
-          <w:lang w:val="sv-SE"/>
-        </w:rPr>
-        <w:t>hover_data</w:t>
-      </w:r>
-      <w:proofErr w:type="spellEnd"/>
-      <w:r>
-        <w:rPr>
-          <w:rFonts w:ascii="Times New Roman" w:hAnsi="Times New Roman" w:cs="Times New Roman"/>
-          <w:sz w:val="24"/>
-          <w:szCs w:val="24"/>
-          <w:lang w:val="sv-SE"/>
-        </w:rPr>
-        <w:t xml:space="preserve">. Jag fick också en tydligare förståelse för hur </w:t>
-      </w:r>
-      <w:proofErr w:type="spellStart"/>
-      <w:r>
-        <w:rPr>
-          <w:rFonts w:ascii="Times New Roman" w:hAnsi="Times New Roman" w:cs="Times New Roman"/>
-          <w:sz w:val="24"/>
-          <w:szCs w:val="24"/>
-          <w:lang w:val="sv-SE"/>
-        </w:rPr>
-        <w:t>animation_frame</w:t>
-      </w:r>
-      <w:proofErr w:type="spellEnd"/>
-      <w:r>
-        <w:rPr>
-          <w:rFonts w:ascii="Times New Roman" w:hAnsi="Times New Roman" w:cs="Times New Roman"/>
-          <w:sz w:val="24"/>
-          <w:szCs w:val="24"/>
-          <w:lang w:val="sv-SE"/>
-        </w:rPr>
-        <w:t xml:space="preserve"> delar upp data efter år och hur en </w:t>
-      </w:r>
-      <w:proofErr w:type="spellStart"/>
-      <w:r>
-        <w:rPr>
-          <w:rFonts w:ascii="Times New Roman" w:hAnsi="Times New Roman" w:cs="Times New Roman"/>
-          <w:sz w:val="24"/>
-          <w:szCs w:val="24"/>
-          <w:lang w:val="sv-SE"/>
-        </w:rPr>
-        <w:t>dropdown</w:t>
-      </w:r>
-      <w:proofErr w:type="spellEnd"/>
-      <w:r>
-        <w:rPr>
-          <w:rFonts w:ascii="Times New Roman" w:hAnsi="Times New Roman" w:cs="Times New Roman"/>
-          <w:sz w:val="24"/>
-          <w:szCs w:val="24"/>
-          <w:lang w:val="sv-SE"/>
-        </w:rPr>
-        <w:t xml:space="preserve"> kan styra synligheten för olika dataserier.</w:t>
+        <w:t>Jag lärde mig hur Plotly Express kopplar kolumner i en DataFrame till visuella egenskaper genom parametrar som x, y, color, size och hover_data. Jag fick också en tydligare förståelse för hur animation_frame delar upp data efter år och hur en dropdown kan styra synligheten för olika dataserier.</w:t>
       </w:r>
     </w:p>
     <w:p>
@@ -2871,107 +1381,7 @@
           <w:szCs w:val="24"/>
           <w:lang w:val="sv-SE"/>
         </w:rPr>
-        <w:t xml:space="preserve">Det svåraste var filtreringen med </w:t>
-      </w:r>
-      <w:proofErr w:type="spellStart"/>
-      <w:r>
-        <w:rPr>
-          <w:rFonts w:ascii="Times New Roman" w:hAnsi="Times New Roman" w:cs="Times New Roman"/>
-          <w:sz w:val="24"/>
-          <w:szCs w:val="24"/>
-          <w:lang w:val="sv-SE"/>
-        </w:rPr>
-        <w:t>dropdown</w:t>
-      </w:r>
-      <w:proofErr w:type="spellEnd"/>
-      <w:r>
-        <w:rPr>
-          <w:rFonts w:ascii="Times New Roman" w:hAnsi="Times New Roman" w:cs="Times New Roman"/>
-          <w:sz w:val="24"/>
-          <w:szCs w:val="24"/>
-          <w:lang w:val="sv-SE"/>
-        </w:rPr>
-        <w:t xml:space="preserve">. När color används skapar </w:t>
-      </w:r>
-      <w:proofErr w:type="spellStart"/>
-      <w:r>
-        <w:rPr>
-          <w:rFonts w:ascii="Times New Roman" w:hAnsi="Times New Roman" w:cs="Times New Roman"/>
-          <w:sz w:val="24"/>
-          <w:szCs w:val="24"/>
-          <w:lang w:val="sv-SE"/>
-        </w:rPr>
-        <w:t>Plotly</w:t>
-      </w:r>
-      <w:proofErr w:type="spellEnd"/>
-      <w:r>
-        <w:rPr>
-          <w:rFonts w:ascii="Times New Roman" w:hAnsi="Times New Roman" w:cs="Times New Roman"/>
-          <w:sz w:val="24"/>
-          <w:szCs w:val="24"/>
-          <w:lang w:val="sv-SE"/>
-        </w:rPr>
-        <w:t xml:space="preserve"> en separat </w:t>
-      </w:r>
-      <w:proofErr w:type="spellStart"/>
-      <w:r>
-        <w:rPr>
-          <w:rFonts w:ascii="Times New Roman" w:hAnsi="Times New Roman" w:cs="Times New Roman"/>
-          <w:sz w:val="24"/>
-          <w:szCs w:val="24"/>
-          <w:lang w:val="sv-SE"/>
-        </w:rPr>
-        <w:t>trace</w:t>
-      </w:r>
-      <w:proofErr w:type="spellEnd"/>
-      <w:r>
-        <w:rPr>
-          <w:rFonts w:ascii="Times New Roman" w:hAnsi="Times New Roman" w:cs="Times New Roman"/>
-          <w:sz w:val="24"/>
-          <w:szCs w:val="24"/>
-          <w:lang w:val="sv-SE"/>
-        </w:rPr>
-        <w:t xml:space="preserve"> för varje kontinent. Knapparna behövde därför ange vilka </w:t>
-      </w:r>
-      <w:proofErr w:type="spellStart"/>
-      <w:r>
-        <w:rPr>
-          <w:rFonts w:ascii="Times New Roman" w:hAnsi="Times New Roman" w:cs="Times New Roman"/>
-          <w:sz w:val="24"/>
-          <w:szCs w:val="24"/>
-          <w:lang w:val="sv-SE"/>
-        </w:rPr>
-        <w:t>traces</w:t>
-      </w:r>
-      <w:proofErr w:type="spellEnd"/>
-      <w:r>
-        <w:rPr>
-          <w:rFonts w:ascii="Times New Roman" w:hAnsi="Times New Roman" w:cs="Times New Roman"/>
-          <w:sz w:val="24"/>
-          <w:szCs w:val="24"/>
-          <w:lang w:val="sv-SE"/>
-        </w:rPr>
-        <w:t xml:space="preserve"> som skulle vara synliga. Jag behövde förstå hur </w:t>
-      </w:r>
-      <w:proofErr w:type="spellStart"/>
-      <w:r>
-        <w:rPr>
-          <w:rFonts w:ascii="Times New Roman" w:hAnsi="Times New Roman" w:cs="Times New Roman"/>
-          <w:sz w:val="24"/>
-          <w:szCs w:val="24"/>
-          <w:lang w:val="sv-SE"/>
-        </w:rPr>
-        <w:t>fig.data</w:t>
-      </w:r>
-      <w:proofErr w:type="spellEnd"/>
-      <w:r>
-        <w:rPr>
-          <w:rFonts w:ascii="Times New Roman" w:hAnsi="Times New Roman" w:cs="Times New Roman"/>
-          <w:sz w:val="24"/>
-          <w:szCs w:val="24"/>
-          <w:lang w:val="sv-SE"/>
-        </w:rPr>
-        <w:t xml:space="preserve"> var uppbyggt innan filtret kunde göras på ett begripligt sätt.</w:t>
+        <w:t>Det svåraste var filtreringen med dropdown. När color används skapar Plotly en separat trace för varje kontinent. Knapparna behövde därför ange vilka traces som skulle vara synliga. Jag behövde förstå hur fig.data var uppbyggt innan filtret kunde göras på ett begripligt sätt.</w:t>
       </w:r>
     </w:p>
     <w:p>
@@ -3023,27 +1433,7 @@
           <w:szCs w:val="24"/>
           <w:lang w:val="sv-SE"/>
         </w:rPr>
-        <w:t xml:space="preserve">Om jag började om skulle jag planera </w:t>
-      </w:r>
-      <w:proofErr w:type="spellStart"/>
-      <w:r>
-        <w:rPr>
-          <w:rFonts w:ascii="Times New Roman" w:hAnsi="Times New Roman" w:cs="Times New Roman"/>
-          <w:sz w:val="24"/>
-          <w:szCs w:val="24"/>
-          <w:lang w:val="sv-SE"/>
-        </w:rPr>
-        <w:t>notebookens</w:t>
-      </w:r>
-      <w:proofErr w:type="spellEnd"/>
-      <w:r>
-        <w:rPr>
-          <w:rFonts w:ascii="Times New Roman" w:hAnsi="Times New Roman" w:cs="Times New Roman"/>
-          <w:sz w:val="24"/>
-          <w:szCs w:val="24"/>
-          <w:lang w:val="sv-SE"/>
-        </w:rPr>
-        <w:t xml:space="preserve"> ordning tidigare och bestämma vilken funktion varje diagram skulle demonstrera innan jag skrev koden. Ett naturligt nästa steg är att använda en aktuell datakälla och testa hur visualiseringarna fungerar för en mottagare som inte känner till datasetet.</w:t>
+        <w:t>Om jag började om skulle jag planera notebookens ordning tidigare och bestämma vilken funktion varje diagram skulle demonstrera innan jag skrev koden. Ett naturligt nästa steg är att använda en aktuell datakälla och testa hur visualiseringarna fungerar för en mottagare som inte känner till datasetet.</w:t>
       </w:r>
     </w:p>
     <w:p>
@@ -3097,9 +1487,8 @@
           <w:szCs w:val="24"/>
           <w:lang w:val="sv-SE"/>
         </w:rPr>
-        <w:t xml:space="preserve">Jag bedömer att arbetet motsvarar VG. Lösningen innehåller flera fungerande visualiseringar, en tydlig teknisk avgränsning och en jämförelse mellan statisk och interaktiv presentation. Jag kan förklara hur </w:t>
+        <w:t xml:space="preserve">Jag bedömer att arbetet motsvarar </w:t>
       </w:r>
-      <w:proofErr w:type="spellStart"/>
       <w:r>
         <w:rPr>
           <w:rFonts w:ascii="Times New Roman" w:hAnsi="Times New Roman" w:cs="Times New Roman"/>
@@ -3107,9 +1496,8 @@
           <w:szCs w:val="24"/>
           <w:lang w:val="sv-SE"/>
         </w:rPr>
-        <w:t>datan</w:t>
+        <w:t>G</w:t>
       </w:r>
-      <w:proofErr w:type="spellEnd"/>
       <w:r>
         <w:rPr>
           <w:rFonts w:ascii="Times New Roman" w:hAnsi="Times New Roman" w:cs="Times New Roman"/>
@@ -3117,27 +1505,7 @@
           <w:szCs w:val="24"/>
           <w:lang w:val="sv-SE"/>
         </w:rPr>
-        <w:t xml:space="preserve"> filtreras och grupperas samt hur de viktigaste </w:t>
-      </w:r>
-      <w:proofErr w:type="spellStart"/>
-      <w:r>
-        <w:rPr>
-          <w:rFonts w:ascii="Times New Roman" w:hAnsi="Times New Roman" w:cs="Times New Roman"/>
-          <w:sz w:val="24"/>
-          <w:szCs w:val="24"/>
-          <w:lang w:val="sv-SE"/>
-        </w:rPr>
-        <w:t>Plotly</w:t>
-      </w:r>
-      <w:proofErr w:type="spellEnd"/>
-      <w:r>
-        <w:rPr>
-          <w:rFonts w:ascii="Times New Roman" w:hAnsi="Times New Roman" w:cs="Times New Roman"/>
-          <w:sz w:val="24"/>
-          <w:szCs w:val="24"/>
-          <w:lang w:val="sv-SE"/>
-        </w:rPr>
-        <w:t>-parametrarna styr diagrammen. Rapporten diskuterar också tekniska val, begränsningar och möjliga förbättringar.</w:t>
+        <w:t>. Lösningen innehåller flera fungerande visualiseringar, en tydlig teknisk avgränsning och en jämförelse mellan statisk och interaktiv presentation. Jag kan förklara hur datan filtreras och grupperas samt hur de viktigaste Plotly-parametrarna styr diagrammen. Rapporten diskuterar också tekniska val, begränsningar och möjliga förbättringar.</w:t>
       </w:r>
     </w:p>
     <w:p>
@@ -3192,47 +1560,15 @@
           <w:szCs w:val="24"/>
           <w:lang w:val="sv-SE"/>
         </w:rPr>
-        <w:t xml:space="preserve">[1] </w:t>
+        <w:t xml:space="preserve">[1] Plotly. </w:t>
       </w:r>
-      <w:proofErr w:type="spellStart"/>
-      <w:r>
-        <w:rPr>
-          <w:rFonts w:ascii="Times New Roman" w:hAnsi="Times New Roman" w:cs="Times New Roman"/>
-          <w:b/>
-          <w:sz w:val="24"/>
-          <w:szCs w:val="24"/>
-          <w:lang w:val="sv-SE"/>
-        </w:rPr>
-        <w:t>Plotly</w:t>
-      </w:r>
-      <w:proofErr w:type="spellEnd"/>
-      <w:r>
-        <w:rPr>
-          <w:rFonts w:ascii="Times New Roman" w:hAnsi="Times New Roman" w:cs="Times New Roman"/>
-          <w:b/>
-          <w:sz w:val="24"/>
-          <w:szCs w:val="24"/>
-          <w:lang w:val="sv-SE"/>
-        </w:rPr>
-        <w:t xml:space="preserve">. </w:t>
-      </w:r>
-      <w:proofErr w:type="spellStart"/>
       <w:r>
         <w:rPr>
           <w:rFonts w:ascii="Times New Roman" w:hAnsi="Times New Roman" w:cs="Times New Roman"/>
           <w:sz w:val="24"/>
           <w:szCs w:val="24"/>
         </w:rPr>
-        <w:t>Plotly</w:t>
-      </w:r>
-      <w:proofErr w:type="spellEnd"/>
-      <w:r>
-        <w:rPr>
-          <w:rFonts w:ascii="Times New Roman" w:hAnsi="Times New Roman" w:cs="Times New Roman"/>
-          <w:sz w:val="24"/>
-          <w:szCs w:val="24"/>
-        </w:rPr>
-        <w:t xml:space="preserve"> Express in Python. https://plotly.com/python/plotly-express/ (hämtad 16 september 2026).</w:t>
+        <w:t>Plotly Express in Python. https://plotly.com/python/plotly-express/ (hämtad 16 september 2026).</w:t>
       </w:r>
     </w:p>
     <w:p>
@@ -3284,31 +1620,8 @@
           <w:szCs w:val="24"/>
           <w:lang w:val="sv-SE"/>
         </w:rPr>
-        <w:t xml:space="preserve">[3] </w:t>
+        <w:t xml:space="preserve">[3] Plotly. </w:t>
       </w:r>
-      <w:proofErr w:type="spellStart"/>
-      <w:r>
-        <w:rPr>
-          <w:rFonts w:ascii="Times New Roman" w:hAnsi="Times New Roman" w:cs="Times New Roman"/>
-          <w:b/>
-          <w:sz w:val="24"/>
-          <w:szCs w:val="24"/>
-          <w:lang w:val="sv-SE"/>
-        </w:rPr>
-        <w:t>Plotly</w:t>
-      </w:r>
-      <w:proofErr w:type="spellEnd"/>
-      <w:r>
-        <w:rPr>
-          <w:rFonts w:ascii="Times New Roman" w:hAnsi="Times New Roman" w:cs="Times New Roman"/>
-          <w:b/>
-          <w:sz w:val="24"/>
-          <w:szCs w:val="24"/>
-          <w:lang w:val="sv-SE"/>
-        </w:rPr>
-        <w:t xml:space="preserve">. </w:t>
-      </w:r>
-      <w:proofErr w:type="spellStart"/>
       <w:r>
         <w:rPr>
           <w:rFonts w:ascii="Times New Roman" w:hAnsi="Times New Roman" w:cs="Times New Roman"/>
@@ -3316,37 +1629,7 @@
           <w:szCs w:val="24"/>
           <w:lang w:val="sv-SE"/>
         </w:rPr>
-        <w:t>plotly.data</w:t>
-      </w:r>
-      <w:proofErr w:type="spellEnd"/>
-      <w:r>
-        <w:rPr>
-          <w:rFonts w:ascii="Times New Roman" w:hAnsi="Times New Roman" w:cs="Times New Roman"/>
-          <w:sz w:val="24"/>
-          <w:szCs w:val="24"/>
-          <w:lang w:val="sv-SE"/>
-        </w:rPr>
-        <w:t xml:space="preserve"> </w:t>
-      </w:r>
-      <w:proofErr w:type="spellStart"/>
-      <w:r>
-        <w:rPr>
-          <w:rFonts w:ascii="Times New Roman" w:hAnsi="Times New Roman" w:cs="Times New Roman"/>
-          <w:sz w:val="24"/>
-          <w:szCs w:val="24"/>
-          <w:lang w:val="sv-SE"/>
-        </w:rPr>
-        <w:t>package</w:t>
-      </w:r>
-      <w:proofErr w:type="spellEnd"/>
-      <w:r>
-        <w:rPr>
-          <w:rFonts w:ascii="Times New Roman" w:hAnsi="Times New Roman" w:cs="Times New Roman"/>
-          <w:sz w:val="24"/>
-          <w:szCs w:val="24"/>
-          <w:lang w:val="sv-SE"/>
-        </w:rPr>
-        <w:t xml:space="preserve"> och Gapminder. https://plotly.com/python-api-reference/generated/plotly.data.html (hämtad 16 september 2026).</w:t>
+        <w:t>plotly.data package och Gapminder. https://plotly.com/python-api-reference/generated/plotly.data.html (hämtad 16 september 2026).</w:t>
       </w:r>
     </w:p>
     <w:p>
@@ -3460,7 +1743,6 @@
           <w:lang w:val="sv-SE"/>
         </w:rPr>
       </w:pPr>
-      <w:proofErr w:type="spellStart"/>
       <w:r>
         <w:rPr>
           <w:rFonts w:ascii="Times New Roman" w:hAnsi="Times New Roman" w:cs="Times New Roman"/>
@@ -3468,17 +1750,7 @@
           <w:szCs w:val="24"/>
           <w:lang w:val="sv-SE"/>
         </w:rPr>
-        <w:t>Plotly_Gapminder_Jupyter.ipynb</w:t>
-      </w:r>
-      <w:proofErr w:type="spellEnd"/>
-      <w:r>
-        <w:rPr>
-          <w:rFonts w:ascii="Times New Roman" w:hAnsi="Times New Roman" w:cs="Times New Roman"/>
-          <w:sz w:val="24"/>
-          <w:szCs w:val="24"/>
-          <w:lang w:val="sv-SE"/>
-        </w:rPr>
-        <w:t xml:space="preserve"> – körbar notebook med kod, förklaringar och diagram</w:t>
+        <w:t>Plotly_Gapminder_Jupyter.ipynb – körbar notebook med kod, förklaringar och diagram</w:t>
       </w:r>
     </w:p>
     <w:p>
